--- a/docxtemplates/Bootcamp_Nomination_Form.docx
+++ b/docxtemplates/Bootcamp_Nomination_Form.docx
@@ -51,7 +51,7 @@
                 <w:lang w:val="en-IN" w:eastAsia="en-IN" w:bidi="pa-IN"/>
               </w:rPr>
               <w:drawing>
-                <wp:inline distT="0" distB="0" distL="0" distR="0" wp14:anchorId="52A4D4F5" wp14:editId="5E534655">
+                <wp:inline distT="0" distB="0" distL="0" distR="0" wp14:anchorId="52A4D4F5" wp14:editId="771108CA">
                   <wp:extent cx="1003937" cy="484496"/>
                   <wp:effectExtent l="0" t="0" r="5715" b="0"/>
                   <wp:docPr id="195" name="Picture 9"/>
@@ -989,7 +989,8 @@
         <w:gridCol w:w="228"/>
         <w:gridCol w:w="1890"/>
         <w:gridCol w:w="346"/>
-        <w:gridCol w:w="5059"/>
+        <w:gridCol w:w="3202"/>
+        <w:gridCol w:w="1857"/>
       </w:tblGrid>
       <w:tr>
         <w:trPr>
@@ -1087,7 +1088,7 @@
         <w:tc>
           <w:tcPr>
             <w:tcW w:w="7295" w:type="dxa"/>
-            <w:gridSpan w:val="3"/>
+            <w:gridSpan w:val="4"/>
             <w:tcBorders>
               <w:top w:val="nil"/>
               <w:left w:val="nil"/>
@@ -1096,16 +1097,34 @@
             </w:tcBorders>
           </w:tcPr>
           <w:p>
-            <w:r>
+            <w:pPr>
+              <w:rPr>
+                <w:b/>
+                <w:bCs/>
+              </w:rPr>
+            </w:pPr>
+            <w:r>
+              <w:rPr>
+                <w:b/>
+                <w:bCs/>
+              </w:rPr>
               <w:t>{</w:t>
             </w:r>
             <w:proofErr w:type="spellStart"/>
             <w:r>
+              <w:rPr>
+                <w:b/>
+                <w:bCs/>
+              </w:rPr>
               <w:t>Resource_Centre_Name</w:t>
             </w:r>
             <w:proofErr w:type="spellEnd"/>
             <w:r>
-              <w:t>} / {Technology} Role: {Role}</w:t>
+              <w:rPr>
+                <w:b/>
+                <w:bCs/>
+              </w:rPr>
+              <w:t>}</w:t>
             </w:r>
           </w:p>
         </w:tc>
@@ -1176,7 +1195,7 @@
         </w:tc>
         <w:tc>
           <w:tcPr>
-            <w:tcW w:w="7295" w:type="dxa"/>
+            <w:tcW w:w="5438" w:type="dxa"/>
             <w:gridSpan w:val="3"/>
             <w:tcBorders>
               <w:top w:val="single" w:sz="4" w:space="0" w:color="auto"/>
@@ -1186,8 +1205,52 @@
             </w:tcBorders>
           </w:tcPr>
           <w:p>
-            <w:r>
+            <w:pPr>
+              <w:rPr>
+                <w:b/>
+                <w:bCs/>
+              </w:rPr>
+            </w:pPr>
+            <w:r>
+              <w:rPr>
+                <w:b/>
+                <w:bCs/>
+              </w:rPr>
               <w:t>{Technology}</w:t>
+            </w:r>
+          </w:p>
+        </w:tc>
+        <w:tc>
+          <w:tcPr>
+            <w:tcW w:w="1857" w:type="dxa"/>
+            <w:tcBorders>
+              <w:top w:val="nil"/>
+              <w:left w:val="nil"/>
+              <w:bottom w:val="nil"/>
+              <w:right w:val="nil"/>
+            </w:tcBorders>
+          </w:tcPr>
+          <w:p>
+            <w:pPr>
+              <w:rPr>
+                <w:b/>
+                <w:bCs/>
+              </w:rPr>
+            </w:pPr>
+            <w:proofErr w:type="gramStart"/>
+            <w:r>
+              <w:rPr>
+                <w:b/>
+                <w:bCs/>
+              </w:rPr>
+              <w:t>Role:</w:t>
+            </w:r>
+            <w:r>
+              <w:t xml:space="preserve"> {</w:t>
+            </w:r>
+            <w:proofErr w:type="gramEnd"/>
+            <w:r>
+              <w:t>Role}</w:t>
             </w:r>
           </w:p>
         </w:tc>
@@ -1263,6 +1326,7 @@
         <w:tc>
           <w:tcPr>
             <w:tcW w:w="5059" w:type="dxa"/>
+            <w:gridSpan w:val="2"/>
           </w:tcPr>
           <w:p>
             <w:r>
@@ -1363,6 +1427,7 @@
         <w:tc>
           <w:tcPr>
             <w:tcW w:w="5059" w:type="dxa"/>
+            <w:gridSpan w:val="2"/>
           </w:tcPr>
           <w:p>
             <w:r>
@@ -1502,6 +1567,7 @@
         <w:tc>
           <w:tcPr>
             <w:tcW w:w="5059" w:type="dxa"/>
+            <w:gridSpan w:val="2"/>
           </w:tcPr>
           <w:p>
             <w:r>
@@ -1602,6 +1668,7 @@
         <w:tc>
           <w:tcPr>
             <w:tcW w:w="5059" w:type="dxa"/>
+            <w:gridSpan w:val="2"/>
           </w:tcPr>
           <w:p>
             <w:r>
@@ -1668,6 +1735,7 @@
         <w:tc>
           <w:tcPr>
             <w:tcW w:w="5059" w:type="dxa"/>
+            <w:gridSpan w:val="2"/>
           </w:tcPr>
           <w:p>
             <w:r>
@@ -1747,6 +1815,7 @@
         <w:tc>
           <w:tcPr>
             <w:tcW w:w="5059" w:type="dxa"/>
+            <w:gridSpan w:val="2"/>
           </w:tcPr>
           <w:p>
             <w:r>
@@ -1890,6 +1959,7 @@
         <w:tc>
           <w:tcPr>
             <w:tcW w:w="5059" w:type="dxa"/>
+            <w:gridSpan w:val="2"/>
           </w:tcPr>
           <w:p>
             <w:r>
@@ -1969,6 +2039,7 @@
         <w:tc>
           <w:tcPr>
             <w:tcW w:w="5059" w:type="dxa"/>
+            <w:gridSpan w:val="2"/>
           </w:tcPr>
           <w:p>
             <w:r>
@@ -2043,6 +2114,7 @@
         <w:tc>
           <w:tcPr>
             <w:tcW w:w="5059" w:type="dxa"/>
+            <w:gridSpan w:val="2"/>
           </w:tcPr>
           <w:p>
             <w:r>
@@ -2208,6 +2280,7 @@
         <w:tc>
           <w:tcPr>
             <w:tcW w:w="5059" w:type="dxa"/>
+            <w:gridSpan w:val="2"/>
           </w:tcPr>
           <w:p>
             <w:r>
@@ -2331,6 +2404,7 @@
         <w:tc>
           <w:tcPr>
             <w:tcW w:w="5059" w:type="dxa"/>
+            <w:gridSpan w:val="2"/>
           </w:tcPr>
           <w:p>
             <w:r>
@@ -2489,6 +2563,7 @@
         <w:tc>
           <w:tcPr>
             <w:tcW w:w="5059" w:type="dxa"/>
+            <w:gridSpan w:val="2"/>
           </w:tcPr>
           <w:p>
             <w:r>
@@ -2604,6 +2679,7 @@
         <w:tc>
           <w:tcPr>
             <w:tcW w:w="5059" w:type="dxa"/>
+            <w:gridSpan w:val="2"/>
           </w:tcPr>
           <w:p>
             <w:r>
@@ -2728,8 +2804,16 @@
         <w:tc>
           <w:tcPr>
             <w:tcW w:w="5059" w:type="dxa"/>
-          </w:tcPr>
-          <w:p>
+            <w:gridSpan w:val="2"/>
+          </w:tcPr>
+          <w:p>
+            <w:pPr>
+              <w:pStyle w:val="ListParagraph"/>
+              <w:numPr>
+                <w:ilvl w:val="0"/>
+                <w:numId w:val="4"/>
+              </w:numPr>
+            </w:pPr>
             <w:r>
               <w:t>{</w:t>
             </w:r>
@@ -2859,6 +2943,7 @@
         <w:tc>
           <w:tcPr>
             <w:tcW w:w="5059" w:type="dxa"/>
+            <w:gridSpan w:val="2"/>
           </w:tcPr>
           <w:p>
             <w:r>
@@ -3102,11 +3187,15 @@
         <w:tc>
           <w:tcPr>
             <w:tcW w:w="5059" w:type="dxa"/>
+            <w:gridSpan w:val="2"/>
           </w:tcPr>
           <w:p>
             <w:proofErr w:type="gramStart"/>
             <w:r>
-              <w:t>1. {</w:t>
+              <w:t xml:space="preserve">1. </w:t>
+            </w:r>
+            <w:r>
+              <w:t>{</w:t>
             </w:r>
             <w:proofErr w:type="gramEnd"/>
             <w:r>
@@ -3116,7 +3205,10 @@
           <w:p>
             <w:proofErr w:type="gramStart"/>
             <w:r>
-              <w:t>2. {</w:t>
+              <w:t xml:space="preserve">2. </w:t>
+            </w:r>
+            <w:r>
+              <w:t>{</w:t>
             </w:r>
             <w:proofErr w:type="gramEnd"/>
             <w:r>
@@ -3948,6 +4040,119 @@
 <file path=word/numbering.xml><?xml version="1.0" encoding="utf-8"?>
 <w:numbering xmlns:wpc="http://schemas.microsoft.com/office/word/2010/wordprocessingCanvas" xmlns:cx="http://schemas.microsoft.com/office/drawing/2014/chartex" xmlns:cx1="http://schemas.microsoft.com/office/drawing/2015/9/8/chartex" xmlns:cx2="http://schemas.microsoft.com/office/drawing/2015/10/21/chartex" xmlns:cx3="http://schemas.microsoft.com/office/drawing/2016/5/9/chartex" xmlns:cx4="http://schemas.microsoft.com/office/drawing/2016/5/10/chartex" xmlns:cx5="http://schemas.microsoft.com/office/drawing/2016/5/11/chartex" xmlns:cx6="http://schemas.microsoft.com/office/drawing/2016/5/12/chartex" xmlns:cx7="http://schemas.microsoft.com/office/drawing/2016/5/13/chartex" xmlns:cx8="http://schemas.microsoft.com/office/drawing/2016/5/14/chartex" xmlns:mc="http://schemas.openxmlformats.org/markup-compatibility/2006" xmlns:aink="http://schemas.microsoft.com/office/drawing/2016/ink" xmlns:am3d="http://schemas.microsoft.com/office/drawing/2017/model3d" xmlns:o="urn:schemas-microsoft-com:office:office" xmlns:oel="http://schemas.microsoft.com/office/2019/extlst" xmlns:r="http://schemas.openxmlformats.org/officeDocument/2006/relationships" xmlns:m="http://schemas.openxmlformats.org/officeDocument/2006/math" xmlns:v="urn:schemas-microsoft-com:vml" xmlns:wp14="http://schemas.microsoft.com/office/word/2010/wordprocessingDrawing" xmlns:wp="http://schemas.openxmlformats.org/drawingml/2006/wordprocessingDrawing" xmlns:w10="urn:schemas-microsoft-com:office:word" xmlns:w="http://schemas.openxmlformats.org/wordprocessingml/2006/main" xmlns:w14="http://schemas.microsoft.com/office/word/2010/wordml" xmlns:w15="http://schemas.microsoft.com/office/word/2012/wordml" xmlns:w16cex="http://schemas.microsoft.com/office/word/2018/wordml/cex" xmlns:w16cid="http://schemas.microsoft.com/office/word/2016/wordml/cid" xmlns:w16="http://schemas.microsoft.com/office/word/2018/wordml" xmlns:w16du="http://schemas.microsoft.com/office/word/2023/wordml/word16du" xmlns:w16sdtdh="http://schemas.microsoft.com/office/word/2020/wordml/sdtdatahash" xmlns:w16sdtfl="http://schemas.microsoft.com/office/word/2024/wordml/sdtformatlock" xmlns:w16se="http://schemas.microsoft.com/office/word/2015/wordml/symex" xmlns:wpg="http://schemas.microsoft.com/office/word/2010/wordprocessingGroup" xmlns:wpi="http://schemas.microsoft.com/office/word/2010/wordprocessingInk" xmlns:wne="http://schemas.microsoft.com/office/word/2006/wordml" xmlns:wps="http://schemas.microsoft.com/office/word/2010/wordprocessingShape" mc:Ignorable="w14 w15 w16se w16cid w16 w16cex w16sdtdh w16sdtfl w16du wp14">
   <w:abstractNum w:abstractNumId="0" w15:restartNumberingAfterBreak="0">
+    <w:nsid w:val="04251D29"/>
+    <w:multiLevelType w:val="hybridMultilevel"/>
+    <w:tmpl w:val="CFFCB1D6"/>
+    <w:lvl w:ilvl="0" w:tplc="4009000D">
+      <w:start w:val="1"/>
+      <w:numFmt w:val="bullet"/>
+      <w:lvlText w:val=""/>
+      <w:lvlJc w:val="left"/>
+      <w:pPr>
+        <w:ind w:left="720" w:hanging="360"/>
+      </w:pPr>
+      <w:rPr>
+        <w:rFonts w:ascii="Wingdings" w:hAnsi="Wingdings" w:hint="default"/>
+      </w:rPr>
+    </w:lvl>
+    <w:lvl w:ilvl="1" w:tplc="40090003" w:tentative="1">
+      <w:start w:val="1"/>
+      <w:numFmt w:val="bullet"/>
+      <w:lvlText w:val="o"/>
+      <w:lvlJc w:val="left"/>
+      <w:pPr>
+        <w:ind w:left="1440" w:hanging="360"/>
+      </w:pPr>
+      <w:rPr>
+        <w:rFonts w:ascii="Courier New" w:hAnsi="Courier New" w:cs="Courier New" w:hint="default"/>
+      </w:rPr>
+    </w:lvl>
+    <w:lvl w:ilvl="2" w:tplc="40090005" w:tentative="1">
+      <w:start w:val="1"/>
+      <w:numFmt w:val="bullet"/>
+      <w:lvlText w:val=""/>
+      <w:lvlJc w:val="left"/>
+      <w:pPr>
+        <w:ind w:left="2160" w:hanging="360"/>
+      </w:pPr>
+      <w:rPr>
+        <w:rFonts w:ascii="Wingdings" w:hAnsi="Wingdings" w:hint="default"/>
+      </w:rPr>
+    </w:lvl>
+    <w:lvl w:ilvl="3" w:tplc="40090001" w:tentative="1">
+      <w:start w:val="1"/>
+      <w:numFmt w:val="bullet"/>
+      <w:lvlText w:val=""/>
+      <w:lvlJc w:val="left"/>
+      <w:pPr>
+        <w:ind w:left="2880" w:hanging="360"/>
+      </w:pPr>
+      <w:rPr>
+        <w:rFonts w:ascii="Symbol" w:hAnsi="Symbol" w:hint="default"/>
+      </w:rPr>
+    </w:lvl>
+    <w:lvl w:ilvl="4" w:tplc="40090003" w:tentative="1">
+      <w:start w:val="1"/>
+      <w:numFmt w:val="bullet"/>
+      <w:lvlText w:val="o"/>
+      <w:lvlJc w:val="left"/>
+      <w:pPr>
+        <w:ind w:left="3600" w:hanging="360"/>
+      </w:pPr>
+      <w:rPr>
+        <w:rFonts w:ascii="Courier New" w:hAnsi="Courier New" w:cs="Courier New" w:hint="default"/>
+      </w:rPr>
+    </w:lvl>
+    <w:lvl w:ilvl="5" w:tplc="40090005" w:tentative="1">
+      <w:start w:val="1"/>
+      <w:numFmt w:val="bullet"/>
+      <w:lvlText w:val=""/>
+      <w:lvlJc w:val="left"/>
+      <w:pPr>
+        <w:ind w:left="4320" w:hanging="360"/>
+      </w:pPr>
+      <w:rPr>
+        <w:rFonts w:ascii="Wingdings" w:hAnsi="Wingdings" w:hint="default"/>
+      </w:rPr>
+    </w:lvl>
+    <w:lvl w:ilvl="6" w:tplc="40090001" w:tentative="1">
+      <w:start w:val="1"/>
+      <w:numFmt w:val="bullet"/>
+      <w:lvlText w:val=""/>
+      <w:lvlJc w:val="left"/>
+      <w:pPr>
+        <w:ind w:left="5040" w:hanging="360"/>
+      </w:pPr>
+      <w:rPr>
+        <w:rFonts w:ascii="Symbol" w:hAnsi="Symbol" w:hint="default"/>
+      </w:rPr>
+    </w:lvl>
+    <w:lvl w:ilvl="7" w:tplc="40090003" w:tentative="1">
+      <w:start w:val="1"/>
+      <w:numFmt w:val="bullet"/>
+      <w:lvlText w:val="o"/>
+      <w:lvlJc w:val="left"/>
+      <w:pPr>
+        <w:ind w:left="5760" w:hanging="360"/>
+      </w:pPr>
+      <w:rPr>
+        <w:rFonts w:ascii="Courier New" w:hAnsi="Courier New" w:cs="Courier New" w:hint="default"/>
+      </w:rPr>
+    </w:lvl>
+    <w:lvl w:ilvl="8" w:tplc="40090005" w:tentative="1">
+      <w:start w:val="1"/>
+      <w:numFmt w:val="bullet"/>
+      <w:lvlText w:val=""/>
+      <w:lvlJc w:val="left"/>
+      <w:pPr>
+        <w:ind w:left="6480" w:hanging="360"/>
+      </w:pPr>
+      <w:rPr>
+        <w:rFonts w:ascii="Wingdings" w:hAnsi="Wingdings" w:hint="default"/>
+      </w:rPr>
+    </w:lvl>
+  </w:abstractNum>
+  <w:abstractNum w:abstractNumId="1" w15:restartNumberingAfterBreak="0">
     <w:nsid w:val="150763D4"/>
     <w:multiLevelType w:val="hybridMultilevel"/>
     <w:tmpl w:val="17741802"/>
@@ -4061,7 +4266,7 @@
       </w:rPr>
     </w:lvl>
   </w:abstractNum>
-  <w:abstractNum w:abstractNumId="1" w15:restartNumberingAfterBreak="0">
+  <w:abstractNum w:abstractNumId="2" w15:restartNumberingAfterBreak="0">
     <w:nsid w:val="2AF24AD8"/>
     <w:multiLevelType w:val="hybridMultilevel"/>
     <w:tmpl w:val="2E7EECEE"/>
@@ -4179,7 +4384,7 @@
       </w:rPr>
     </w:lvl>
   </w:abstractNum>
-  <w:abstractNum w:abstractNumId="2" w15:restartNumberingAfterBreak="0">
+  <w:abstractNum w:abstractNumId="3" w15:restartNumberingAfterBreak="0">
     <w:nsid w:val="7DEC0DE6"/>
     <w:multiLevelType w:val="hybridMultilevel"/>
     <w:tmpl w:val="ACA0FFF6"/>
@@ -4296,13 +4501,16 @@
     </w:lvl>
   </w:abstractNum>
   <w:num w:numId="1" w16cid:durableId="17658391">
-    <w:abstractNumId w:val="0"/>
+    <w:abstractNumId w:val="1"/>
   </w:num>
   <w:num w:numId="2" w16cid:durableId="986472298">
-    <w:abstractNumId w:val="1"/>
+    <w:abstractNumId w:val="2"/>
   </w:num>
   <w:num w:numId="3" w16cid:durableId="210970345">
-    <w:abstractNumId w:val="2"/>
+    <w:abstractNumId w:val="3"/>
+  </w:num>
+  <w:num w:numId="4" w16cid:durableId="1496145946">
+    <w:abstractNumId w:val="0"/>
   </w:num>
 </w:numbering>
 </file>
